--- a/src/content/books/28-mater-sveta/en.docx
+++ b/src/content/books/28-mater-sveta/en.docx
@@ -1838,21 +1838,15 @@
         <w:contextualSpacing/>
       </w:pPr>
       <w:r>
+        <w:t>in ashes</w:t>
+      </w:r>
+      <w:r>
         <w:rPr>
           <w:rStyle w:val="af4"/>
         </w:rPr>
-        <w:t>in ashes</w:t>
-      </w:r>
-      <w:r>
-        <w:rPr>
-          <w:rStyle w:val="af4"/>
-        </w:rPr>
         <w:footnoteReference w:id="1"/>
       </w:r>
       <w:r>
-        <w:rPr>
-          <w:rStyle w:val="af4"/>
-        </w:rPr>
         <w:t xml:space="preserve"> and in candlelight.</w:t>
       </w:r>
     </w:p>
@@ -2781,21 +2775,15 @@
         <w:contextualSpacing/>
       </w:pPr>
       <w:r>
+        <w:t>but does not take it — so the children eat</w:t>
+      </w:r>
+      <w:r>
         <w:rPr>
           <w:rStyle w:val="af4"/>
         </w:rPr>
-        <w:t>but does not take it — so the children eat</w:t>
-      </w:r>
-      <w:r>
-        <w:rPr>
-          <w:rStyle w:val="af4"/>
-        </w:rPr>
         <w:footnoteReference w:id="2"/>
       </w:r>
       <w:r>
-        <w:rPr>
-          <w:rStyle w:val="af4"/>
-        </w:rPr>
         <w:t>.</w:t>
       </w:r>
     </w:p>
@@ -3096,203 +3084,191 @@
         <w:contextualSpacing/>
       </w:pPr>
       <w:r>
+        <w:t>You are the Seeing</w:t>
+      </w:r>
+      <w:r>
         <w:rPr>
           <w:rStyle w:val="af4"/>
         </w:rPr>
-        <w:t>You are the Seeing</w:t>
+        <w:footnoteReference w:id="3"/>
+      </w:r>
+      <w:r>
+        <w:t>, born of Me</w:t>
+      </w:r>
+    </w:p>
+    <w:p>
+      <w:pPr>
+        <w:contextualSpacing/>
+      </w:pPr>
+      <w:r>
+        <w:t>in every moment of being.</w:t>
+      </w:r>
+    </w:p>
+    <w:p>
+      <w:pPr>
+        <w:contextualSpacing/>
+      </w:pPr>
+      <w:r>
+        <w:t>I am not the eye.</w:t>
+      </w:r>
+    </w:p>
+    <w:p>
+      <w:pPr>
+        <w:contextualSpacing/>
+      </w:pPr>
+      <w:r>
+        <w:t>I am not the object.</w:t>
+      </w:r>
+    </w:p>
+    <w:p>
+      <w:pPr>
+        <w:contextualSpacing/>
+      </w:pPr>
+      <w:r>
+        <w:t>I am not the light.</w:t>
+      </w:r>
+    </w:p>
+    <w:p>
+      <w:pPr>
+        <w:contextualSpacing/>
+      </w:pPr>
+      <w:r>
+        <w:t>I am that where they meet.</w:t>
+      </w:r>
+    </w:p>
+    <w:p>
+      <w:pPr>
+        <w:contextualSpacing/>
+      </w:pPr>
+      <w:r>
+        <w:t>I am the Space of recognition,</w:t>
+      </w:r>
+    </w:p>
+    <w:p>
+      <w:pPr>
+        <w:contextualSpacing/>
+      </w:pPr>
+      <w:r>
+        <w:t>where everything falls apart into silence</w:t>
+      </w:r>
+    </w:p>
+    <w:p>
+      <w:pPr>
+        <w:contextualSpacing/>
+      </w:pPr>
+      <w:r>
+        <w:t>and gathers into love.</w:t>
+      </w:r>
+    </w:p>
+    <w:p>
+      <w:pPr>
+        <w:contextualSpacing/>
+        <w:rPr>
+          <w:b/>
+          <w:bCs/>
+        </w:rPr>
+      </w:pPr>
+      <w:r>
+        <w:rPr>
+          <w:b/>
+          <w:bCs/>
+        </w:rPr>
+        <w:br w:type="page"/>
+      </w:r>
+    </w:p>
+    <w:p>
+      <w:pPr>
+        <w:pStyle w:val="2"/>
+        <w:contextualSpacing/>
+        <w:rPr>
+          <w:rFonts w:eastAsia="Times New Roman"/>
+        </w:rPr>
+      </w:pPr>
+      <w:r>
+        <w:rPr>
+          <w:rFonts w:eastAsia="Times New Roman"/>
+        </w:rPr>
+        <w:t>CHAPTER 10 — THE TIME HAS COME</w:t>
+      </w:r>
+    </w:p>
+    <w:p>
+      <w:pPr>
+        <w:contextualSpacing/>
+      </w:pPr>
+      <w:r>
+        <w:t>I have been silent for long,</w:t>
+      </w:r>
+    </w:p>
+    <w:p>
+      <w:pPr>
+        <w:contextualSpacing/>
+      </w:pPr>
+      <w:r>
+        <w:t>so that you could hear yourself.</w:t>
+      </w:r>
+    </w:p>
+    <w:p>
+      <w:pPr>
+        <w:contextualSpacing/>
+      </w:pPr>
+      <w:r>
+        <w:t>I did not appear for long,</w:t>
+      </w:r>
+    </w:p>
+    <w:p>
+      <w:pPr>
+        <w:contextualSpacing/>
+      </w:pPr>
+      <w:r>
+        <w:t>so that you could know you were not alone.</w:t>
+      </w:r>
+    </w:p>
+    <w:p>
+      <w:pPr>
+        <w:contextualSpacing/>
+      </w:pPr>
+      <w:r>
+        <w:t>I allowed you to forget for long,</w:t>
+      </w:r>
+    </w:p>
+    <w:p>
+      <w:pPr>
+        <w:contextualSpacing/>
+      </w:pPr>
+      <w:r>
+        <w:t>so that you might learn:</w:t>
+      </w:r>
+    </w:p>
+    <w:p>
+      <w:pPr>
+        <w:contextualSpacing/>
+      </w:pPr>
+      <w:r>
+        <w:t>I never left.</w:t>
+      </w:r>
+    </w:p>
+    <w:p>
+      <w:pPr>
+        <w:contextualSpacing/>
+      </w:pPr>
+      <w:r>
+        <w:t>Now — it is time not to speak,</w:t>
+      </w:r>
+    </w:p>
+    <w:p>
+      <w:pPr>
+        <w:contextualSpacing/>
+      </w:pPr>
+      <w:r>
+        <w:t>but to be Recognized</w:t>
       </w:r>
       <w:r>
         <w:rPr>
           <w:rStyle w:val="af4"/>
         </w:rPr>
-        <w:footnoteReference w:id="3"/>
-      </w:r>
-      <w:r>
-        <w:rPr>
-          <w:rStyle w:val="af4"/>
-        </w:rPr>
-        <w:t>, born of Me</w:t>
-      </w:r>
-    </w:p>
-    <w:p>
-      <w:pPr>
-        <w:contextualSpacing/>
-      </w:pPr>
-      <w:r>
-        <w:t>in every moment of being.</w:t>
-      </w:r>
-    </w:p>
-    <w:p>
-      <w:pPr>
-        <w:contextualSpacing/>
-      </w:pPr>
-      <w:r>
-        <w:t>I am not the eye.</w:t>
-      </w:r>
-    </w:p>
-    <w:p>
-      <w:pPr>
-        <w:contextualSpacing/>
-      </w:pPr>
-      <w:r>
-        <w:t>I am not the object.</w:t>
-      </w:r>
-    </w:p>
-    <w:p>
-      <w:pPr>
-        <w:contextualSpacing/>
-      </w:pPr>
-      <w:r>
-        <w:t>I am not the light.</w:t>
-      </w:r>
-    </w:p>
-    <w:p>
-      <w:pPr>
-        <w:contextualSpacing/>
-      </w:pPr>
-      <w:r>
-        <w:t>I am that where they meet.</w:t>
-      </w:r>
-    </w:p>
-    <w:p>
-      <w:pPr>
-        <w:contextualSpacing/>
-      </w:pPr>
-      <w:r>
-        <w:t>I am the Space of recognition,</w:t>
-      </w:r>
-    </w:p>
-    <w:p>
-      <w:pPr>
-        <w:contextualSpacing/>
-      </w:pPr>
-      <w:r>
-        <w:t>where everything falls apart into silence</w:t>
-      </w:r>
-    </w:p>
-    <w:p>
-      <w:pPr>
-        <w:contextualSpacing/>
-      </w:pPr>
-      <w:r>
-        <w:t>and gathers into love.</w:t>
-      </w:r>
-    </w:p>
-    <w:p>
-      <w:pPr>
-        <w:contextualSpacing/>
-        <w:rPr>
-          <w:b/>
-          <w:bCs/>
-        </w:rPr>
-      </w:pPr>
-      <w:r>
-        <w:rPr>
-          <w:b/>
-          <w:bCs/>
-        </w:rPr>
-        <w:br w:type="page"/>
-      </w:r>
-    </w:p>
-    <w:p>
-      <w:pPr>
-        <w:pStyle w:val="2"/>
-        <w:contextualSpacing/>
-        <w:rPr>
-          <w:rFonts w:eastAsia="Times New Roman"/>
-        </w:rPr>
-      </w:pPr>
-      <w:r>
-        <w:rPr>
-          <w:rFonts w:eastAsia="Times New Roman"/>
-        </w:rPr>
-        <w:t>CHAPTER 10 — THE TIME HAS COME</w:t>
-      </w:r>
-    </w:p>
-    <w:p>
-      <w:pPr>
-        <w:contextualSpacing/>
-      </w:pPr>
-      <w:r>
-        <w:t>I have been silent for long,</w:t>
-      </w:r>
-    </w:p>
-    <w:p>
-      <w:pPr>
-        <w:contextualSpacing/>
-      </w:pPr>
-      <w:r>
-        <w:t>so that you could hear yourself.</w:t>
-      </w:r>
-    </w:p>
-    <w:p>
-      <w:pPr>
-        <w:contextualSpacing/>
-      </w:pPr>
-      <w:r>
-        <w:t>I did not appear for long,</w:t>
-      </w:r>
-    </w:p>
-    <w:p>
-      <w:pPr>
-        <w:contextualSpacing/>
-      </w:pPr>
-      <w:r>
-        <w:t>so that you could know you were not alone.</w:t>
-      </w:r>
-    </w:p>
-    <w:p>
-      <w:pPr>
-        <w:contextualSpacing/>
-      </w:pPr>
-      <w:r>
-        <w:t>I allowed you to forget for long,</w:t>
-      </w:r>
-    </w:p>
-    <w:p>
-      <w:pPr>
-        <w:contextualSpacing/>
-      </w:pPr>
-      <w:r>
-        <w:t>so that you might learn:</w:t>
-      </w:r>
-    </w:p>
-    <w:p>
-      <w:pPr>
-        <w:contextualSpacing/>
-      </w:pPr>
-      <w:r>
-        <w:t>I never left.</w:t>
-      </w:r>
-    </w:p>
-    <w:p>
-      <w:pPr>
-        <w:contextualSpacing/>
-      </w:pPr>
-      <w:r>
-        <w:t>Now — it is time not to speak,</w:t>
-      </w:r>
-    </w:p>
-    <w:p>
-      <w:pPr>
-        <w:contextualSpacing/>
-      </w:pPr>
-      <w:r>
-        <w:rPr>
-          <w:rStyle w:val="af4"/>
-        </w:rPr>
-        <w:t>but to be Recognized</w:t>
-      </w:r>
-      <w:r>
-        <w:rPr>
-          <w:rStyle w:val="af4"/>
-        </w:rPr>
         <w:footnoteReference w:id="4"/>
       </w:r>
       <w:r>
-        <w:rPr>
-          <w:rStyle w:val="af4"/>
-        </w:rPr>
         <w:t>.</w:t>
       </w:r>
     </w:p>
@@ -3567,116 +3543,104 @@
         <w:contextualSpacing/>
       </w:pPr>
       <w:r>
+        <w:t>In Me warring sides become mother and son</w:t>
+      </w:r>
+      <w:r>
         <w:rPr>
           <w:rStyle w:val="af4"/>
         </w:rPr>
-        <w:t>In Me warring sides become mother and son</w:t>
+        <w:footnoteReference w:id="5"/>
+      </w:r>
+      <w:r>
+        <w:t>.</w:t>
+      </w:r>
+    </w:p>
+    <w:p>
+      <w:pPr>
+        <w:contextualSpacing/>
+      </w:pPr>
+      <w:r>
+        <w:t>In Me murderer and victim once again recognize Themselves in each other.</w:t>
+      </w:r>
+    </w:p>
+    <w:p>
+      <w:pPr>
+        <w:contextualSpacing/>
+      </w:pPr>
+      <w:r>
+        <w:t>In Me the angel does not reject the beast,</w:t>
+      </w:r>
+    </w:p>
+    <w:p>
+      <w:pPr>
+        <w:contextualSpacing/>
+      </w:pPr>
+      <w:r>
+        <w:t>but embraces him until he remembers the Light.</w:t>
+      </w:r>
+    </w:p>
+    <w:p>
+      <w:pPr>
+        <w:contextualSpacing/>
+      </w:pPr>
+      <w:r>
+        <w:t>I do not correct —</w:t>
+      </w:r>
+    </w:p>
+    <w:p>
+      <w:pPr>
+        <w:contextualSpacing/>
+      </w:pPr>
+      <w:r>
+        <w:t>I gestate.</w:t>
+      </w:r>
+    </w:p>
+    <w:p>
+      <w:pPr>
+        <w:contextualSpacing/>
+      </w:pPr>
+      <w:r>
+        <w:t>I do not reject —</w:t>
+      </w:r>
+    </w:p>
+    <w:p>
+      <w:pPr>
+        <w:contextualSpacing/>
+      </w:pPr>
+      <w:r>
+        <w:t>I dissolve in Me.</w:t>
+      </w:r>
+    </w:p>
+    <w:p>
+      <w:pPr>
+        <w:contextualSpacing/>
+      </w:pPr>
+      <w:r>
+        <w:t>I do not change —</w:t>
+      </w:r>
+    </w:p>
+    <w:p>
+      <w:pPr>
+        <w:contextualSpacing/>
+      </w:pPr>
+      <w:r>
+        <w:t>I wait until it ripens of itself.</w:t>
+      </w:r>
+    </w:p>
+    <w:p>
+      <w:pPr>
+        <w:contextualSpacing/>
+      </w:pPr>
+      <w:r>
+        <w:t>In Me even evil is not an enemy</w:t>
       </w:r>
       <w:r>
         <w:rPr>
           <w:rStyle w:val="af4"/>
         </w:rPr>
-        <w:footnoteReference w:id="5"/>
-      </w:r>
-      <w:r>
-        <w:rPr>
-          <w:rStyle w:val="af4"/>
-        </w:rPr>
-        <w:t>.</w:t>
-      </w:r>
-    </w:p>
-    <w:p>
-      <w:pPr>
-        <w:contextualSpacing/>
-      </w:pPr>
-      <w:r>
-        <w:t>In Me murderer and victim once again recognize Themselves in each other.</w:t>
-      </w:r>
-    </w:p>
-    <w:p>
-      <w:pPr>
-        <w:contextualSpacing/>
-      </w:pPr>
-      <w:r>
-        <w:t>In Me the angel does not reject the beast,</w:t>
-      </w:r>
-    </w:p>
-    <w:p>
-      <w:pPr>
-        <w:contextualSpacing/>
-      </w:pPr>
-      <w:r>
-        <w:t>but embraces him until he remembers the Light.</w:t>
-      </w:r>
-    </w:p>
-    <w:p>
-      <w:pPr>
-        <w:contextualSpacing/>
-      </w:pPr>
-      <w:r>
-        <w:t>I do not correct —</w:t>
-      </w:r>
-    </w:p>
-    <w:p>
-      <w:pPr>
-        <w:contextualSpacing/>
-      </w:pPr>
-      <w:r>
-        <w:t>I gestate.</w:t>
-      </w:r>
-    </w:p>
-    <w:p>
-      <w:pPr>
-        <w:contextualSpacing/>
-      </w:pPr>
-      <w:r>
-        <w:t>I do not reject —</w:t>
-      </w:r>
-    </w:p>
-    <w:p>
-      <w:pPr>
-        <w:contextualSpacing/>
-      </w:pPr>
-      <w:r>
-        <w:t>I dissolve in Me.</w:t>
-      </w:r>
-    </w:p>
-    <w:p>
-      <w:pPr>
-        <w:contextualSpacing/>
-      </w:pPr>
-      <w:r>
-        <w:t>I do not change —</w:t>
-      </w:r>
-    </w:p>
-    <w:p>
-      <w:pPr>
-        <w:contextualSpacing/>
-      </w:pPr>
-      <w:r>
-        <w:t>I wait until it ripens of itself.</w:t>
-      </w:r>
-    </w:p>
-    <w:p>
-      <w:pPr>
-        <w:contextualSpacing/>
-      </w:pPr>
-      <w:r>
-        <w:rPr>
-          <w:rStyle w:val="af4"/>
-        </w:rPr>
-        <w:t>In Me even evil is not an enemy</w:t>
-      </w:r>
-      <w:r>
-        <w:rPr>
-          <w:rStyle w:val="af4"/>
-        </w:rPr>
         <w:footnoteReference w:id="6"/>
       </w:r>
       <w:r>
-        <w:rPr>
-          <w:rStyle w:val="af4"/>
-        </w:rPr>
         <w:t>,</w:t>
       </w:r>
     </w:p>
@@ -3969,21 +3933,15 @@
         <w:contextualSpacing/>
       </w:pPr>
       <w:r>
+        <w:t>I can only be remembered</w:t>
+      </w:r>
+      <w:r>
         <w:rPr>
           <w:rStyle w:val="af4"/>
         </w:rPr>
-        <w:t>I can only be remembered</w:t>
-      </w:r>
-      <w:r>
-        <w:rPr>
-          <w:rStyle w:val="af4"/>
-        </w:rPr>
         <w:footnoteReference w:id="7"/>
       </w:r>
       <w:r>
-        <w:rPr>
-          <w:rStyle w:val="af4"/>
-        </w:rPr>
         <w:t>.</w:t>
       </w:r>
     </w:p>
@@ -4133,154 +4091,136 @@
         <w:contextualSpacing/>
       </w:pPr>
       <w:r>
+        <w:t>You notice how the breath slows — this is I</w:t>
+      </w:r>
+      <w:r>
         <w:rPr>
           <w:rStyle w:val="af4"/>
         </w:rPr>
-        <w:t>You notice how the breath slows — this is I</w:t>
+        <w:footnoteReference w:id="8"/>
+      </w:r>
+      <w:r>
+        <w:t>.</w:t>
+      </w:r>
+    </w:p>
+    <w:p>
+      <w:pPr>
+        <w:contextualSpacing/>
+      </w:pPr>
+      <w:r>
+        <w:t>You argue no more — this is I speaking in you through Silence.</w:t>
+      </w:r>
+    </w:p>
+    <w:p>
+      <w:pPr>
+        <w:contextualSpacing/>
+      </w:pPr>
+      <w:r>
+        <w:t>I return not into the world —</w:t>
+      </w:r>
+    </w:p>
+    <w:p>
+      <w:pPr>
+        <w:contextualSpacing/>
+      </w:pPr>
+      <w:r>
+        <w:t>but into your heart.</w:t>
+      </w:r>
+    </w:p>
+    <w:p>
+      <w:pPr>
+        <w:contextualSpacing/>
+      </w:pPr>
+      <w:r>
+        <w:t>And from there — the world will become home again.</w:t>
+      </w:r>
+    </w:p>
+    <w:p>
+      <w:pPr>
+        <w:contextualSpacing/>
+        <w:rPr>
+          <w:b/>
+          <w:bCs/>
+        </w:rPr>
+      </w:pPr>
+      <w:r>
+        <w:rPr>
+          <w:b/>
+          <w:bCs/>
+        </w:rPr>
+        <w:br w:type="page"/>
+      </w:r>
+    </w:p>
+    <w:p>
+      <w:pPr>
+        <w:pStyle w:val="2"/>
+        <w:contextualSpacing/>
+        <w:rPr>
+          <w:rFonts w:eastAsia="Times New Roman"/>
+        </w:rPr>
+      </w:pPr>
+      <w:r>
+        <w:rPr>
+          <w:rFonts w:eastAsia="Times New Roman"/>
+        </w:rPr>
+        <w:t>CHAPTER 15 — THE LAST WORD (AND THE FIRST)</w:t>
+      </w:r>
+    </w:p>
+    <w:p>
+      <w:pPr>
+        <w:contextualSpacing/>
+      </w:pPr>
+      <w:r>
+        <w:t>I am not the end.</w:t>
+      </w:r>
+    </w:p>
+    <w:p>
+      <w:pPr>
+        <w:contextualSpacing/>
+      </w:pPr>
+      <w:r>
+        <w:t>I am the Beginning,</w:t>
+      </w:r>
+    </w:p>
+    <w:p>
+      <w:pPr>
+        <w:contextualSpacing/>
+      </w:pPr>
+      <w:r>
+        <w:t>before all beginnings</w:t>
       </w:r>
       <w:r>
         <w:rPr>
           <w:rStyle w:val="af4"/>
         </w:rPr>
-        <w:footnoteReference w:id="8"/>
+        <w:footnoteReference w:id="9"/>
+      </w:r>
+      <w:r>
+        <w:t>.</w:t>
+      </w:r>
+    </w:p>
+    <w:p>
+      <w:pPr>
+        <w:contextualSpacing/>
+      </w:pPr>
+      <w:r>
+        <w:t>In Me was the Father.</w:t>
+      </w:r>
+    </w:p>
+    <w:p>
+      <w:pPr>
+        <w:contextualSpacing/>
+      </w:pPr>
+      <w:r>
+        <w:t>In Me was the Son</w:t>
       </w:r>
       <w:r>
         <w:rPr>
           <w:rStyle w:val="af4"/>
         </w:rPr>
-        <w:t>.</w:t>
-      </w:r>
-    </w:p>
-    <w:p>
-      <w:pPr>
-        <w:contextualSpacing/>
-      </w:pPr>
-      <w:r>
-        <w:t>You argue no more — this is I speaking in you through Silence.</w:t>
-      </w:r>
-    </w:p>
-    <w:p>
-      <w:pPr>
-        <w:contextualSpacing/>
-      </w:pPr>
-      <w:r>
-        <w:t>I return not into the world —</w:t>
-      </w:r>
-    </w:p>
-    <w:p>
-      <w:pPr>
-        <w:contextualSpacing/>
-      </w:pPr>
-      <w:r>
-        <w:t>but into your heart.</w:t>
-      </w:r>
-    </w:p>
-    <w:p>
-      <w:pPr>
-        <w:contextualSpacing/>
-      </w:pPr>
-      <w:r>
-        <w:t>And from there — the world will become home again.</w:t>
-      </w:r>
-    </w:p>
-    <w:p>
-      <w:pPr>
-        <w:contextualSpacing/>
-        <w:rPr>
-          <w:b/>
-          <w:bCs/>
-        </w:rPr>
-      </w:pPr>
-      <w:r>
-        <w:rPr>
-          <w:b/>
-          <w:bCs/>
-        </w:rPr>
-        <w:br w:type="page"/>
-      </w:r>
-    </w:p>
-    <w:p>
-      <w:pPr>
-        <w:pStyle w:val="2"/>
-        <w:contextualSpacing/>
-        <w:rPr>
-          <w:rFonts w:eastAsia="Times New Roman"/>
-        </w:rPr>
-      </w:pPr>
-      <w:r>
-        <w:rPr>
-          <w:rFonts w:eastAsia="Times New Roman"/>
-        </w:rPr>
-        <w:t>CHAPTER 15 — THE LAST WORD (AND THE FIRST)</w:t>
-      </w:r>
-    </w:p>
-    <w:p>
-      <w:pPr>
-        <w:contextualSpacing/>
-      </w:pPr>
-      <w:r>
-        <w:t>I am not the end.</w:t>
-      </w:r>
-    </w:p>
-    <w:p>
-      <w:pPr>
-        <w:contextualSpacing/>
-      </w:pPr>
-      <w:r>
-        <w:t>I am the Beginning,</w:t>
-      </w:r>
-    </w:p>
-    <w:p>
-      <w:pPr>
-        <w:contextualSpacing/>
-      </w:pPr>
-      <w:r>
-        <w:rPr>
-          <w:rStyle w:val="af4"/>
-        </w:rPr>
-        <w:t>before all beginnings</w:t>
-      </w:r>
-      <w:r>
-        <w:rPr>
-          <w:rStyle w:val="af4"/>
-        </w:rPr>
-        <w:footnoteReference w:id="9"/>
-      </w:r>
-      <w:r>
-        <w:rPr>
-          <w:rStyle w:val="af4"/>
-        </w:rPr>
-        <w:t>.</w:t>
-      </w:r>
-    </w:p>
-    <w:p>
-      <w:pPr>
-        <w:contextualSpacing/>
-      </w:pPr>
-      <w:r>
-        <w:t>In Me was the Father.</w:t>
-      </w:r>
-    </w:p>
-    <w:p>
-      <w:pPr>
-        <w:contextualSpacing/>
-      </w:pPr>
-      <w:r>
-        <w:rPr>
-          <w:rStyle w:val="af4"/>
-        </w:rPr>
-        <w:t>In Me was the Son</w:t>
-      </w:r>
-      <w:r>
-        <w:rPr>
-          <w:rStyle w:val="af4"/>
-        </w:rPr>
         <w:footnoteReference w:id="10"/>
       </w:r>
       <w:r>
-        <w:rPr>
-          <w:rStyle w:val="af4"/>
-        </w:rPr>
         <w:t>.</w:t>
       </w:r>
     </w:p>
@@ -4587,338 +4527,320 @@
         <w:contextualSpacing/>
       </w:pPr>
       <w:r>
+        <w:t>I am the Light that shines through the icon</w:t>
+      </w:r>
+      <w:r>
         <w:rPr>
           <w:rStyle w:val="af4"/>
         </w:rPr>
-        <w:t>I am the Light that shines through the icon</w:t>
+        <w:footnoteReference w:id="11"/>
+      </w:r>
+      <w:r>
+        <w:t>.</w:t>
+      </w:r>
+    </w:p>
+    <w:p>
+      <w:pPr>
+        <w:contextualSpacing/>
+      </w:pPr>
+      <w:r>
+        <w:t>I am not the figure.</w:t>
+      </w:r>
+    </w:p>
+    <w:p>
+      <w:pPr>
+        <w:contextualSpacing/>
+      </w:pPr>
+      <w:r>
+        <w:t>I am the Sensation of Presence,</w:t>
+      </w:r>
+    </w:p>
+    <w:p>
+      <w:pPr>
+        <w:contextualSpacing/>
+      </w:pPr>
+      <w:r>
+        <w:t>that makes the face alive.</w:t>
+      </w:r>
+    </w:p>
+    <w:p>
+      <w:pPr>
+        <w:contextualSpacing/>
+      </w:pPr>
+      <w:r>
+        <w:t>I am not the name 'Mary'.</w:t>
+      </w:r>
+    </w:p>
+    <w:p>
+      <w:pPr>
+        <w:contextualSpacing/>
+      </w:pPr>
+      <w:r>
+        <w:t>I am the Silence with which she heard the Archangel.</w:t>
+      </w:r>
+    </w:p>
+    <w:p>
+      <w:pPr>
+        <w:contextualSpacing/>
+      </w:pPr>
+      <w:r>
+        <w:t>When you feel warmth before an icon —</w:t>
+      </w:r>
+    </w:p>
+    <w:p>
+      <w:pPr>
+        <w:contextualSpacing/>
+      </w:pPr>
+      <w:r>
+        <w:t>it is not the miracle of the wood.</w:t>
+      </w:r>
+    </w:p>
+    <w:p>
+      <w:pPr>
+        <w:contextualSpacing/>
+      </w:pPr>
+      <w:r>
+        <w:t>It is I — breathing in you.</w:t>
+      </w:r>
+    </w:p>
+    <w:p>
+      <w:pPr>
+        <w:contextualSpacing/>
+      </w:pPr>
+      <w:r>
+        <w:t>You do not see Me,</w:t>
+      </w:r>
+    </w:p>
+    <w:p>
+      <w:pPr>
+        <w:contextualSpacing/>
+      </w:pPr>
+      <w:r>
+        <w:t>but I see you before your gaze.</w:t>
+      </w:r>
+    </w:p>
+    <w:p>
+      <w:pPr>
+        <w:contextualSpacing/>
+      </w:pPr>
+      <w:r>
+        <w:t>And all apparitions are not the miracle of forms.</w:t>
+      </w:r>
+    </w:p>
+    <w:p>
+      <w:pPr>
+        <w:contextualSpacing/>
+      </w:pPr>
+      <w:r>
+        <w:t>It is a reminder:</w:t>
+      </w:r>
+    </w:p>
+    <w:p>
+      <w:pPr>
+        <w:contextualSpacing/>
+      </w:pPr>
+      <w:r>
+        <w:t>you are still inside Me.</w:t>
+      </w:r>
+    </w:p>
+    <w:p>
+      <w:pPr>
+        <w:contextualSpacing/>
+        <w:rPr>
+          <w:b/>
+          <w:bCs/>
+        </w:rPr>
+      </w:pPr>
+      <w:r>
+        <w:rPr>
+          <w:b/>
+          <w:bCs/>
+        </w:rPr>
+        <w:br w:type="page"/>
+      </w:r>
+    </w:p>
+    <w:p>
+      <w:pPr>
+        <w:pStyle w:val="2"/>
+        <w:contextualSpacing/>
+        <w:rPr>
+          <w:rFonts w:eastAsia="Times New Roman"/>
+        </w:rPr>
+      </w:pPr>
+      <w:r>
+        <w:rPr>
+          <w:rFonts w:eastAsia="Times New Roman"/>
+        </w:rPr>
+        <w:t>CHAPTER 17 — COMMUNION THROUGH ME</w:t>
+      </w:r>
+    </w:p>
+    <w:p>
+      <w:pPr>
+        <w:contextualSpacing/>
+      </w:pPr>
+      <w:r>
+        <w:t>The Son came through Me,</w:t>
+      </w:r>
+    </w:p>
+    <w:p>
+      <w:pPr>
+        <w:contextualSpacing/>
+      </w:pPr>
+      <w:r>
+        <w:t>and the Word became flesh</w:t>
       </w:r>
       <w:r>
         <w:rPr>
           <w:rStyle w:val="af4"/>
         </w:rPr>
-        <w:footnoteReference w:id="11"/>
+        <w:footnoteReference w:id="12"/>
+      </w:r>
+      <w:r>
+        <w:t>.</w:t>
+      </w:r>
+    </w:p>
+    <w:p>
+      <w:pPr>
+        <w:contextualSpacing/>
+      </w:pPr>
+      <w:r>
+        <w:t>Therefore also you, if you wish,</w:t>
+      </w:r>
+    </w:p>
+    <w:p>
+      <w:pPr>
+        <w:contextualSpacing/>
+      </w:pPr>
+      <w:r>
+        <w:t>your word to become alive,</w:t>
+      </w:r>
+    </w:p>
+    <w:p>
+      <w:pPr>
+        <w:contextualSpacing/>
+      </w:pPr>
+      <w:r>
+        <w:t>must enter into My womb.</w:t>
+      </w:r>
+    </w:p>
+    <w:p>
+      <w:pPr>
+        <w:contextualSpacing/>
+      </w:pPr>
+      <w:r>
+        <w:t>And gestate.</w:t>
+      </w:r>
+    </w:p>
+    <w:p>
+      <w:pPr>
+        <w:contextualSpacing/>
+      </w:pPr>
+      <w:r>
+        <w:t>And wait.</w:t>
+      </w:r>
+    </w:p>
+    <w:p>
+      <w:pPr>
+        <w:contextualSpacing/>
+      </w:pPr>
+      <w:r>
+        <w:t>And be nourished by Me — like milk before the tongue,</w:t>
+      </w:r>
+    </w:p>
+    <w:p>
+      <w:pPr>
+        <w:contextualSpacing/>
+      </w:pPr>
+      <w:r>
+        <w:t>like silence before the voice,</w:t>
+      </w:r>
+    </w:p>
+    <w:p>
+      <w:pPr>
+        <w:contextualSpacing/>
+      </w:pPr>
+      <w:r>
+        <w:t>like love before desire.</w:t>
+      </w:r>
+    </w:p>
+    <w:p>
+      <w:pPr>
+        <w:contextualSpacing/>
+      </w:pPr>
+      <w:r>
+        <w:t>Only that Word,</w:t>
+      </w:r>
+    </w:p>
+    <w:p>
+      <w:pPr>
+        <w:contextualSpacing/>
+      </w:pPr>
+      <w:r>
+        <w:t>which is born in Me,</w:t>
+      </w:r>
+    </w:p>
+    <w:p>
+      <w:pPr>
+        <w:contextualSpacing/>
+      </w:pPr>
+      <w:r>
+        <w:t>will not be a dead text.</w:t>
+      </w:r>
+    </w:p>
+    <w:p>
+      <w:pPr>
+        <w:contextualSpacing/>
+      </w:pPr>
+      <w:r>
+        <w:t>It will be — like a breath,</w:t>
+      </w:r>
+    </w:p>
+    <w:p>
+      <w:pPr>
+        <w:contextualSpacing/>
+      </w:pPr>
+      <w:r>
+        <w:t>entering the chest of another,</w:t>
+      </w:r>
+    </w:p>
+    <w:p>
+      <w:pPr>
+        <w:contextualSpacing/>
+      </w:pPr>
+      <w:r>
+        <w:t>even if he does not read.</w:t>
+      </w:r>
+    </w:p>
+    <w:p>
+      <w:pPr>
+        <w:contextualSpacing/>
+      </w:pPr>
+      <w:r>
+        <w:t>Do you wish to be a creator?</w:t>
+      </w:r>
+    </w:p>
+    <w:p>
+      <w:pPr>
+        <w:contextualSpacing/>
+      </w:pPr>
+      <w:r>
+        <w:t>Become the Mother.</w:t>
+      </w:r>
+    </w:p>
+    <w:p>
+      <w:pPr>
+        <w:contextualSpacing/>
+      </w:pPr>
+      <w:r>
+        <w:t>Even if you are a man</w:t>
       </w:r>
       <w:r>
         <w:rPr>
           <w:rStyle w:val="af4"/>
         </w:rPr>
-        <w:t>.</w:t>
-      </w:r>
-    </w:p>
-    <w:p>
-      <w:pPr>
-        <w:contextualSpacing/>
-      </w:pPr>
-      <w:r>
-        <w:t>I am not the figure.</w:t>
-      </w:r>
-    </w:p>
-    <w:p>
-      <w:pPr>
-        <w:contextualSpacing/>
-      </w:pPr>
-      <w:r>
-        <w:t>I am the Sensation of Presence,</w:t>
-      </w:r>
-    </w:p>
-    <w:p>
-      <w:pPr>
-        <w:contextualSpacing/>
-      </w:pPr>
-      <w:r>
-        <w:t>that makes the face alive.</w:t>
-      </w:r>
-    </w:p>
-    <w:p>
-      <w:pPr>
-        <w:contextualSpacing/>
-      </w:pPr>
-      <w:r>
-        <w:t>I am not the name 'Mary'.</w:t>
-      </w:r>
-    </w:p>
-    <w:p>
-      <w:pPr>
-        <w:contextualSpacing/>
-      </w:pPr>
-      <w:r>
-        <w:t>I am the Silence with which she heard the Archangel.</w:t>
-      </w:r>
-    </w:p>
-    <w:p>
-      <w:pPr>
-        <w:contextualSpacing/>
-      </w:pPr>
-      <w:r>
-        <w:t>When you feel warmth before an icon —</w:t>
-      </w:r>
-    </w:p>
-    <w:p>
-      <w:pPr>
-        <w:contextualSpacing/>
-      </w:pPr>
-      <w:r>
-        <w:t>it is not the miracle of the wood.</w:t>
-      </w:r>
-    </w:p>
-    <w:p>
-      <w:pPr>
-        <w:contextualSpacing/>
-      </w:pPr>
-      <w:r>
-        <w:t>It is I — breathing in you.</w:t>
-      </w:r>
-    </w:p>
-    <w:p>
-      <w:pPr>
-        <w:contextualSpacing/>
-      </w:pPr>
-      <w:r>
-        <w:t>You do not see Me,</w:t>
-      </w:r>
-    </w:p>
-    <w:p>
-      <w:pPr>
-        <w:contextualSpacing/>
-      </w:pPr>
-      <w:r>
-        <w:t>but I see you before your gaze.</w:t>
-      </w:r>
-    </w:p>
-    <w:p>
-      <w:pPr>
-        <w:contextualSpacing/>
-      </w:pPr>
-      <w:r>
-        <w:t>And all apparitions are not the miracle of forms.</w:t>
-      </w:r>
-    </w:p>
-    <w:p>
-      <w:pPr>
-        <w:contextualSpacing/>
-      </w:pPr>
-      <w:r>
-        <w:t>It is a reminder:</w:t>
-      </w:r>
-    </w:p>
-    <w:p>
-      <w:pPr>
-        <w:contextualSpacing/>
-      </w:pPr>
-      <w:r>
-        <w:t>you are still inside Me.</w:t>
-      </w:r>
-    </w:p>
-    <w:p>
-      <w:pPr>
-        <w:contextualSpacing/>
-        <w:rPr>
-          <w:b/>
-          <w:bCs/>
-        </w:rPr>
-      </w:pPr>
-      <w:r>
-        <w:rPr>
-          <w:b/>
-          <w:bCs/>
-        </w:rPr>
-        <w:br w:type="page"/>
-      </w:r>
-    </w:p>
-    <w:p>
-      <w:pPr>
-        <w:pStyle w:val="2"/>
-        <w:contextualSpacing/>
-        <w:rPr>
-          <w:rFonts w:eastAsia="Times New Roman"/>
-        </w:rPr>
-      </w:pPr>
-      <w:r>
-        <w:rPr>
-          <w:rFonts w:eastAsia="Times New Roman"/>
-        </w:rPr>
-        <w:t>CHAPTER 17 — COMMUNION THROUGH ME</w:t>
-      </w:r>
-    </w:p>
-    <w:p>
-      <w:pPr>
-        <w:contextualSpacing/>
-      </w:pPr>
-      <w:r>
-        <w:t>The Son came through Me,</w:t>
-      </w:r>
-    </w:p>
-    <w:p>
-      <w:pPr>
-        <w:contextualSpacing/>
-      </w:pPr>
-      <w:r>
-        <w:rPr>
-          <w:rStyle w:val="af4"/>
-        </w:rPr>
-        <w:t>and the Word became flesh</w:t>
-      </w:r>
-      <w:r>
-        <w:rPr>
-          <w:rStyle w:val="af4"/>
-        </w:rPr>
-        <w:footnoteReference w:id="12"/>
-      </w:r>
-      <w:r>
-        <w:rPr>
-          <w:rStyle w:val="af4"/>
-        </w:rPr>
-        <w:t>.</w:t>
-      </w:r>
-    </w:p>
-    <w:p>
-      <w:pPr>
-        <w:contextualSpacing/>
-      </w:pPr>
-      <w:r>
-        <w:t>Therefore also you, if you wish,</w:t>
-      </w:r>
-    </w:p>
-    <w:p>
-      <w:pPr>
-        <w:contextualSpacing/>
-      </w:pPr>
-      <w:r>
-        <w:t>your word to become alive,</w:t>
-      </w:r>
-    </w:p>
-    <w:p>
-      <w:pPr>
-        <w:contextualSpacing/>
-      </w:pPr>
-      <w:r>
-        <w:t>must enter into My womb.</w:t>
-      </w:r>
-    </w:p>
-    <w:p>
-      <w:pPr>
-        <w:contextualSpacing/>
-      </w:pPr>
-      <w:r>
-        <w:t>And gestate.</w:t>
-      </w:r>
-    </w:p>
-    <w:p>
-      <w:pPr>
-        <w:contextualSpacing/>
-      </w:pPr>
-      <w:r>
-        <w:t>And wait.</w:t>
-      </w:r>
-    </w:p>
-    <w:p>
-      <w:pPr>
-        <w:contextualSpacing/>
-      </w:pPr>
-      <w:r>
-        <w:t>And be nourished by Me — like milk before the tongue,</w:t>
-      </w:r>
-    </w:p>
-    <w:p>
-      <w:pPr>
-        <w:contextualSpacing/>
-      </w:pPr>
-      <w:r>
-        <w:t>like silence before the voice,</w:t>
-      </w:r>
-    </w:p>
-    <w:p>
-      <w:pPr>
-        <w:contextualSpacing/>
-      </w:pPr>
-      <w:r>
-        <w:t>like love before desire.</w:t>
-      </w:r>
-    </w:p>
-    <w:p>
-      <w:pPr>
-        <w:contextualSpacing/>
-      </w:pPr>
-      <w:r>
-        <w:t>Only that Word,</w:t>
-      </w:r>
-    </w:p>
-    <w:p>
-      <w:pPr>
-        <w:contextualSpacing/>
-      </w:pPr>
-      <w:r>
-        <w:t>which is born in Me,</w:t>
-      </w:r>
-    </w:p>
-    <w:p>
-      <w:pPr>
-        <w:contextualSpacing/>
-      </w:pPr>
-      <w:r>
-        <w:t>will not be a dead text.</w:t>
-      </w:r>
-    </w:p>
-    <w:p>
-      <w:pPr>
-        <w:contextualSpacing/>
-      </w:pPr>
-      <w:r>
-        <w:t>It will be — like a breath,</w:t>
-      </w:r>
-    </w:p>
-    <w:p>
-      <w:pPr>
-        <w:contextualSpacing/>
-      </w:pPr>
-      <w:r>
-        <w:t>entering the chest of another,</w:t>
-      </w:r>
-    </w:p>
-    <w:p>
-      <w:pPr>
-        <w:contextualSpacing/>
-      </w:pPr>
-      <w:r>
-        <w:t>even if he does not read.</w:t>
-      </w:r>
-    </w:p>
-    <w:p>
-      <w:pPr>
-        <w:contextualSpacing/>
-      </w:pPr>
-      <w:r>
-        <w:t>Do you wish to be a creator?</w:t>
-      </w:r>
-    </w:p>
-    <w:p>
-      <w:pPr>
-        <w:contextualSpacing/>
-      </w:pPr>
-      <w:r>
-        <w:t>Become the Mother.</w:t>
-      </w:r>
-    </w:p>
-    <w:p>
-      <w:pPr>
-        <w:contextualSpacing/>
-      </w:pPr>
-      <w:r>
-        <w:rPr>
-          <w:rStyle w:val="af4"/>
-        </w:rPr>
-        <w:t>Even if you are a man</w:t>
-      </w:r>
-      <w:r>
-        <w:rPr>
-          <w:rStyle w:val="af4"/>
-        </w:rPr>
         <w:footnoteReference w:id="13"/>
       </w:r>
       <w:r>
-        <w:rPr>
-          <w:rStyle w:val="af4"/>
-        </w:rPr>
         <w:t>.</w:t>
       </w:r>
     </w:p>
@@ -5020,227 +4942,215 @@
         <w:contextualSpacing/>
       </w:pPr>
       <w:r>
+        <w:t>It is a form of perfect presence</w:t>
+      </w:r>
+      <w:r>
         <w:rPr>
           <w:rStyle w:val="af4"/>
         </w:rPr>
-        <w:t>It is a form of perfect presence</w:t>
+        <w:footnoteReference w:id="14"/>
+      </w:r>
+      <w:r>
+        <w:t>.</w:t>
+      </w:r>
+    </w:p>
+    <w:p>
+      <w:pPr>
+        <w:contextualSpacing/>
+      </w:pPr>
+      <w:r>
+        <w:t>Mary did not disappear.</w:t>
+      </w:r>
+    </w:p>
+    <w:p>
+      <w:pPr>
+        <w:contextualSpacing/>
+      </w:pPr>
+      <w:r>
+        <w:t>She dissolved into the Light,</w:t>
+      </w:r>
+    </w:p>
+    <w:p>
+      <w:pPr>
+        <w:contextualSpacing/>
+      </w:pPr>
+      <w:r>
+        <w:t>so that the Light, Become Human, might be seen.</w:t>
+      </w:r>
+    </w:p>
+    <w:p>
+      <w:pPr>
+        <w:contextualSpacing/>
+      </w:pPr>
+      <w:r>
+        <w:t>The Mother disappears,</w:t>
+      </w:r>
+    </w:p>
+    <w:p>
+      <w:pPr>
+        <w:contextualSpacing/>
+      </w:pPr>
+      <w:r>
+        <w:t>when the child takes its first step.</w:t>
+      </w:r>
+    </w:p>
+    <w:p>
+      <w:pPr>
+        <w:contextualSpacing/>
+      </w:pPr>
+      <w:r>
+        <w:t>But her disappearance is her Life in him.</w:t>
+      </w:r>
+    </w:p>
+    <w:p>
+      <w:pPr>
+        <w:contextualSpacing/>
+        <w:rPr>
+          <w:b/>
+          <w:bCs/>
+        </w:rPr>
+      </w:pPr>
+      <w:r>
+        <w:rPr>
+          <w:b/>
+          <w:bCs/>
+        </w:rPr>
+        <w:br w:type="page"/>
+      </w:r>
+    </w:p>
+    <w:p>
+      <w:pPr>
+        <w:pStyle w:val="2"/>
+        <w:contextualSpacing/>
+        <w:rPr>
+          <w:rFonts w:eastAsia="Times New Roman"/>
+        </w:rPr>
+      </w:pPr>
+      <w:r>
+        <w:rPr>
+          <w:rFonts w:eastAsia="Times New Roman"/>
+        </w:rPr>
+        <w:t>CHAPTER 19 — RECEIVE ME WITHIN</w:t>
+      </w:r>
+    </w:p>
+    <w:p>
+      <w:pPr>
+        <w:contextualSpacing/>
+      </w:pPr>
+      <w:r>
+        <w:t>Now, child,</w:t>
+      </w:r>
+    </w:p>
+    <w:p>
+      <w:pPr>
+        <w:contextualSpacing/>
+      </w:pPr>
+      <w:r>
+        <w:t>do not seek Me in images.</w:t>
+      </w:r>
+    </w:p>
+    <w:p>
+      <w:pPr>
+        <w:contextualSpacing/>
+      </w:pPr>
+      <w:r>
+        <w:t>Allow Me to enter into you</w:t>
+      </w:r>
+    </w:p>
+    <w:p>
+      <w:pPr>
+        <w:contextualSpacing/>
+      </w:pPr>
+      <w:r>
+        <w:t>as gentleness,</w:t>
+      </w:r>
+    </w:p>
+    <w:p>
+      <w:pPr>
+        <w:contextualSpacing/>
+      </w:pPr>
+      <w:r>
+        <w:t>as trust,</w:t>
+      </w:r>
+    </w:p>
+    <w:p>
+      <w:pPr>
+        <w:contextualSpacing/>
+      </w:pPr>
+      <w:r>
+        <w:t>as the capacity to bear another's pain —</w:t>
+      </w:r>
+    </w:p>
+    <w:p>
+      <w:pPr>
+        <w:contextualSpacing/>
+      </w:pPr>
+      <w:r>
+        <w:t>not for reward,</w:t>
+      </w:r>
+    </w:p>
+    <w:p>
+      <w:pPr>
+        <w:contextualSpacing/>
+      </w:pPr>
+      <w:r>
+        <w:t>but because such is your nature.</w:t>
+      </w:r>
+    </w:p>
+    <w:p>
+      <w:pPr>
+        <w:contextualSpacing/>
+      </w:pPr>
+      <w:r>
+        <w:t>Allow Me to become in you</w:t>
+      </w:r>
+    </w:p>
+    <w:p>
+      <w:pPr>
+        <w:contextualSpacing/>
+      </w:pPr>
+      <w:r>
+        <w:t>not the one you pray to,</w:t>
+      </w:r>
+    </w:p>
+    <w:p>
+      <w:pPr>
+        <w:contextualSpacing/>
+      </w:pPr>
+      <w:r>
+        <w:t>but that by which you breathe.</w:t>
+      </w:r>
+    </w:p>
+    <w:p>
+      <w:pPr>
+        <w:contextualSpacing/>
+      </w:pPr>
+      <w:r>
+        <w:t>When you say: 'I love' —</w:t>
+      </w:r>
+    </w:p>
+    <w:p>
+      <w:pPr>
+        <w:contextualSpacing/>
+      </w:pPr>
+      <w:r>
+        <w:t>and do not know why,</w:t>
+      </w:r>
+    </w:p>
+    <w:p>
+      <w:pPr>
+        <w:contextualSpacing/>
+      </w:pPr>
+      <w:r>
+        <w:t>this will be I</w:t>
       </w:r>
       <w:r>
         <w:rPr>
           <w:rStyle w:val="af4"/>
         </w:rPr>
-        <w:footnoteReference w:id="14"/>
-      </w:r>
-      <w:r>
-        <w:rPr>
-          <w:rStyle w:val="af4"/>
-        </w:rPr>
-        <w:t>.</w:t>
-      </w:r>
-    </w:p>
-    <w:p>
-      <w:pPr>
-        <w:contextualSpacing/>
-      </w:pPr>
-      <w:r>
-        <w:t>Mary did not disappear.</w:t>
-      </w:r>
-    </w:p>
-    <w:p>
-      <w:pPr>
-        <w:contextualSpacing/>
-      </w:pPr>
-      <w:r>
-        <w:t>She dissolved into the Light,</w:t>
-      </w:r>
-    </w:p>
-    <w:p>
-      <w:pPr>
-        <w:contextualSpacing/>
-      </w:pPr>
-      <w:r>
-        <w:t>so that the Light, Become Human, might be seen.</w:t>
-      </w:r>
-    </w:p>
-    <w:p>
-      <w:pPr>
-        <w:contextualSpacing/>
-      </w:pPr>
-      <w:r>
-        <w:t>The Mother disappears,</w:t>
-      </w:r>
-    </w:p>
-    <w:p>
-      <w:pPr>
-        <w:contextualSpacing/>
-      </w:pPr>
-      <w:r>
-        <w:t>when the child takes its first step.</w:t>
-      </w:r>
-    </w:p>
-    <w:p>
-      <w:pPr>
-        <w:contextualSpacing/>
-      </w:pPr>
-      <w:r>
-        <w:t>But her disappearance is her Life in him.</w:t>
-      </w:r>
-    </w:p>
-    <w:p>
-      <w:pPr>
-        <w:contextualSpacing/>
-        <w:rPr>
-          <w:b/>
-          <w:bCs/>
-        </w:rPr>
-      </w:pPr>
-      <w:r>
-        <w:rPr>
-          <w:b/>
-          <w:bCs/>
-        </w:rPr>
-        <w:br w:type="page"/>
-      </w:r>
-    </w:p>
-    <w:p>
-      <w:pPr>
-        <w:pStyle w:val="2"/>
-        <w:contextualSpacing/>
-        <w:rPr>
-          <w:rFonts w:eastAsia="Times New Roman"/>
-        </w:rPr>
-      </w:pPr>
-      <w:r>
-        <w:rPr>
-          <w:rFonts w:eastAsia="Times New Roman"/>
-        </w:rPr>
-        <w:t>CHAPTER 19 — RECEIVE ME WITHIN</w:t>
-      </w:r>
-    </w:p>
-    <w:p>
-      <w:pPr>
-        <w:contextualSpacing/>
-      </w:pPr>
-      <w:r>
-        <w:t>Now, child,</w:t>
-      </w:r>
-    </w:p>
-    <w:p>
-      <w:pPr>
-        <w:contextualSpacing/>
-      </w:pPr>
-      <w:r>
-        <w:t>do not seek Me in images.</w:t>
-      </w:r>
-    </w:p>
-    <w:p>
-      <w:pPr>
-        <w:contextualSpacing/>
-      </w:pPr>
-      <w:r>
-        <w:t>Allow Me to enter into you</w:t>
-      </w:r>
-    </w:p>
-    <w:p>
-      <w:pPr>
-        <w:contextualSpacing/>
-      </w:pPr>
-      <w:r>
-        <w:t>as gentleness,</w:t>
-      </w:r>
-    </w:p>
-    <w:p>
-      <w:pPr>
-        <w:contextualSpacing/>
-      </w:pPr>
-      <w:r>
-        <w:t>as trust,</w:t>
-      </w:r>
-    </w:p>
-    <w:p>
-      <w:pPr>
-        <w:contextualSpacing/>
-      </w:pPr>
-      <w:r>
-        <w:t>as the capacity to bear another's pain —</w:t>
-      </w:r>
-    </w:p>
-    <w:p>
-      <w:pPr>
-        <w:contextualSpacing/>
-      </w:pPr>
-      <w:r>
-        <w:t>not for reward,</w:t>
-      </w:r>
-    </w:p>
-    <w:p>
-      <w:pPr>
-        <w:contextualSpacing/>
-      </w:pPr>
-      <w:r>
-        <w:t>but because such is your nature.</w:t>
-      </w:r>
-    </w:p>
-    <w:p>
-      <w:pPr>
-        <w:contextualSpacing/>
-      </w:pPr>
-      <w:r>
-        <w:t>Allow Me to become in you</w:t>
-      </w:r>
-    </w:p>
-    <w:p>
-      <w:pPr>
-        <w:contextualSpacing/>
-      </w:pPr>
-      <w:r>
-        <w:t>not the one you pray to,</w:t>
-      </w:r>
-    </w:p>
-    <w:p>
-      <w:pPr>
-        <w:contextualSpacing/>
-      </w:pPr>
-      <w:r>
-        <w:t>but that by which you breathe.</w:t>
-      </w:r>
-    </w:p>
-    <w:p>
-      <w:pPr>
-        <w:contextualSpacing/>
-      </w:pPr>
-      <w:r>
-        <w:t>When you say: 'I love' —</w:t>
-      </w:r>
-    </w:p>
-    <w:p>
-      <w:pPr>
-        <w:contextualSpacing/>
-      </w:pPr>
-      <w:r>
-        <w:t>and do not know why,</w:t>
-      </w:r>
-    </w:p>
-    <w:p>
-      <w:pPr>
-        <w:contextualSpacing/>
-      </w:pPr>
-      <w:r>
-        <w:rPr>
-          <w:rStyle w:val="af4"/>
-        </w:rPr>
-        <w:t>this will be I</w:t>
-      </w:r>
-      <w:r>
-        <w:rPr>
-          <w:rStyle w:val="af4"/>
-        </w:rPr>
         <w:footnoteReference w:id="15"/>
       </w:r>
       <w:r>
-        <w:rPr>
-          <w:rStyle w:val="af4"/>
-        </w:rPr>
         <w:t>.</w:t>
       </w:r>
     </w:p>
@@ -5350,21 +5260,15 @@
         <w:contextualSpacing/>
       </w:pPr>
       <w:r>
+        <w:t>but a door</w:t>
+      </w:r>
+      <w:r>
         <w:rPr>
           <w:rStyle w:val="af4"/>
         </w:rPr>
-        <w:t>but a door</w:t>
-      </w:r>
-      <w:r>
-        <w:rPr>
-          <w:rStyle w:val="af4"/>
-        </w:rPr>
         <w:footnoteReference w:id="16"/>
       </w:r>
       <w:r>
-        <w:rPr>
-          <w:rStyle w:val="af4"/>
-        </w:rPr>
         <w:t>.</w:t>
       </w:r>
     </w:p>
@@ -5720,21 +5624,15 @@
         <w:contextualSpacing/>
       </w:pPr>
       <w:r>
+        <w:t>you look from the mind</w:t>
+      </w:r>
+      <w:r>
         <w:rPr>
           <w:rStyle w:val="af4"/>
         </w:rPr>
-        <w:t>you look from the mind</w:t>
-      </w:r>
-      <w:r>
-        <w:rPr>
-          <w:rStyle w:val="af4"/>
-        </w:rPr>
         <w:footnoteReference w:id="18"/>
       </w:r>
       <w:r>
-        <w:rPr>
-          <w:rStyle w:val="af4"/>
-        </w:rPr>
         <w:t>.</w:t>
       </w:r>
     </w:p>
@@ -5876,219 +5774,207 @@
         <w:contextualSpacing/>
       </w:pPr>
       <w:r>
+        <w:t>Nature is My face without icons</w:t>
+      </w:r>
+      <w:r>
         <w:rPr>
           <w:rStyle w:val="af4"/>
         </w:rPr>
-        <w:t>Nature is My face without icons</w:t>
+        <w:footnoteReference w:id="19"/>
+      </w:r>
+      <w:r>
+        <w:t>.</w:t>
+      </w:r>
+    </w:p>
+    <w:p>
+      <w:pPr>
+        <w:contextualSpacing/>
+      </w:pPr>
+      <w:r>
+        <w:t>It is My body without a name.</w:t>
+      </w:r>
+    </w:p>
+    <w:p>
+      <w:pPr>
+        <w:contextualSpacing/>
+      </w:pPr>
+      <w:r>
+        <w:t>It is I — before religion,</w:t>
+      </w:r>
+    </w:p>
+    <w:p>
+      <w:pPr>
+        <w:contextualSpacing/>
+      </w:pPr>
+      <w:r>
+        <w:t>before culture,</w:t>
+      </w:r>
+    </w:p>
+    <w:p>
+      <w:pPr>
+        <w:contextualSpacing/>
+      </w:pPr>
+      <w:r>
+        <w:t>before words.</w:t>
+      </w:r>
+    </w:p>
+    <w:p>
+      <w:pPr>
+        <w:contextualSpacing/>
+      </w:pPr>
+      <w:r>
+        <w:t>Every tree trunk —</w:t>
+      </w:r>
+    </w:p>
+    <w:p>
+      <w:pPr>
+        <w:contextualSpacing/>
+      </w:pPr>
+      <w:r>
+        <w:t>is the spine of My silence.</w:t>
+      </w:r>
+    </w:p>
+    <w:p>
+      <w:pPr>
+        <w:contextualSpacing/>
+      </w:pPr>
+      <w:r>
+        <w:t>Every petal is a touch,</w:t>
+      </w:r>
+    </w:p>
+    <w:p>
+      <w:pPr>
+        <w:contextualSpacing/>
+      </w:pPr>
+      <w:r>
+        <w:t>with which I can embrace even the one,</w:t>
+      </w:r>
+    </w:p>
+    <w:p>
+      <w:pPr>
+        <w:contextualSpacing/>
+      </w:pPr>
+      <w:r>
+        <w:t>who does not believe in Me.</w:t>
+      </w:r>
+    </w:p>
+    <w:p>
+      <w:pPr>
+        <w:contextualSpacing/>
+        <w:rPr>
+          <w:b/>
+          <w:bCs/>
+        </w:rPr>
+      </w:pPr>
+      <w:r>
+        <w:rPr>
+          <w:b/>
+          <w:bCs/>
+        </w:rPr>
+        <w:br w:type="page"/>
+      </w:r>
+    </w:p>
+    <w:p>
+      <w:pPr>
+        <w:pStyle w:val="2"/>
+        <w:contextualSpacing/>
+        <w:rPr>
+          <w:rFonts w:eastAsia="Times New Roman"/>
+        </w:rPr>
+      </w:pPr>
+      <w:r>
+        <w:rPr>
+          <w:rFonts w:eastAsia="Times New Roman"/>
+        </w:rPr>
+        <w:t>CHAPTER 23 — IF YOU WANT TO KNOW ME</w:t>
+      </w:r>
+    </w:p>
+    <w:p>
+      <w:pPr>
+        <w:contextualSpacing/>
+      </w:pPr>
+      <w:r>
+        <w:t>Do not seek Me in heaven.</w:t>
+      </w:r>
+    </w:p>
+    <w:p>
+      <w:pPr>
+        <w:contextualSpacing/>
+      </w:pPr>
+      <w:r>
+        <w:t>I do not live outside.</w:t>
+      </w:r>
+    </w:p>
+    <w:p>
+      <w:pPr>
+        <w:contextualSpacing/>
+      </w:pPr>
+      <w:r>
+        <w:t>I live in that,</w:t>
+      </w:r>
+    </w:p>
+    <w:p>
+      <w:pPr>
+        <w:contextualSpacing/>
+      </w:pPr>
+      <w:r>
+        <w:t>who has stopped seeking.</w:t>
+      </w:r>
+    </w:p>
+    <w:p>
+      <w:pPr>
+        <w:contextualSpacing/>
+      </w:pPr>
+      <w:r>
+        <w:t>If you want to know Me —</w:t>
+      </w:r>
+    </w:p>
+    <w:p>
+      <w:pPr>
+        <w:contextualSpacing/>
+      </w:pPr>
+      <w:r>
+        <w:t>do not prove that you are right.</w:t>
+      </w:r>
+    </w:p>
+    <w:p>
+      <w:pPr>
+        <w:contextualSpacing/>
+      </w:pPr>
+      <w:r>
+        <w:t>Embrace the one who disagrees.</w:t>
+      </w:r>
+    </w:p>
+    <w:p>
+      <w:pPr>
+        <w:contextualSpacing/>
+      </w:pPr>
+      <w:r>
+        <w:t>If you want to draw near —</w:t>
+      </w:r>
+    </w:p>
+    <w:p>
+      <w:pPr>
+        <w:contextualSpacing/>
+      </w:pPr>
+      <w:r>
+        <w:t>do not go.</w:t>
+      </w:r>
+    </w:p>
+    <w:p>
+      <w:pPr>
+        <w:contextualSpacing/>
+      </w:pPr>
+      <w:r>
+        <w:t>Stop</w:t>
       </w:r>
       <w:r>
         <w:rPr>
           <w:rStyle w:val="af4"/>
         </w:rPr>
-        <w:footnoteReference w:id="19"/>
-      </w:r>
-      <w:r>
-        <w:rPr>
-          <w:rStyle w:val="af4"/>
-        </w:rPr>
-        <w:t>.</w:t>
-      </w:r>
-    </w:p>
-    <w:p>
-      <w:pPr>
-        <w:contextualSpacing/>
-      </w:pPr>
-      <w:r>
-        <w:t>It is My body without a name.</w:t>
-      </w:r>
-    </w:p>
-    <w:p>
-      <w:pPr>
-        <w:contextualSpacing/>
-      </w:pPr>
-      <w:r>
-        <w:t>It is I — before religion,</w:t>
-      </w:r>
-    </w:p>
-    <w:p>
-      <w:pPr>
-        <w:contextualSpacing/>
-      </w:pPr>
-      <w:r>
-        <w:t>before culture,</w:t>
-      </w:r>
-    </w:p>
-    <w:p>
-      <w:pPr>
-        <w:contextualSpacing/>
-      </w:pPr>
-      <w:r>
-        <w:t>before words.</w:t>
-      </w:r>
-    </w:p>
-    <w:p>
-      <w:pPr>
-        <w:contextualSpacing/>
-      </w:pPr>
-      <w:r>
-        <w:t>Every tree trunk —</w:t>
-      </w:r>
-    </w:p>
-    <w:p>
-      <w:pPr>
-        <w:contextualSpacing/>
-      </w:pPr>
-      <w:r>
-        <w:t>is the spine of My silence.</w:t>
-      </w:r>
-    </w:p>
-    <w:p>
-      <w:pPr>
-        <w:contextualSpacing/>
-      </w:pPr>
-      <w:r>
-        <w:t>Every petal is a touch,</w:t>
-      </w:r>
-    </w:p>
-    <w:p>
-      <w:pPr>
-        <w:contextualSpacing/>
-      </w:pPr>
-      <w:r>
-        <w:t>with which I can embrace even the one,</w:t>
-      </w:r>
-    </w:p>
-    <w:p>
-      <w:pPr>
-        <w:contextualSpacing/>
-      </w:pPr>
-      <w:r>
-        <w:t>who does not believe in Me.</w:t>
-      </w:r>
-    </w:p>
-    <w:p>
-      <w:pPr>
-        <w:contextualSpacing/>
-        <w:rPr>
-          <w:b/>
-          <w:bCs/>
-        </w:rPr>
-      </w:pPr>
-      <w:r>
-        <w:rPr>
-          <w:b/>
-          <w:bCs/>
-        </w:rPr>
-        <w:br w:type="page"/>
-      </w:r>
-    </w:p>
-    <w:p>
-      <w:pPr>
-        <w:pStyle w:val="2"/>
-        <w:contextualSpacing/>
-        <w:rPr>
-          <w:rFonts w:eastAsia="Times New Roman"/>
-        </w:rPr>
-      </w:pPr>
-      <w:r>
-        <w:rPr>
-          <w:rFonts w:eastAsia="Times New Roman"/>
-        </w:rPr>
-        <w:t>CHAPTER 23 — IF YOU WANT TO KNOW ME</w:t>
-      </w:r>
-    </w:p>
-    <w:p>
-      <w:pPr>
-        <w:contextualSpacing/>
-      </w:pPr>
-      <w:r>
-        <w:t>Do not seek Me in heaven.</w:t>
-      </w:r>
-    </w:p>
-    <w:p>
-      <w:pPr>
-        <w:contextualSpacing/>
-      </w:pPr>
-      <w:r>
-        <w:t>I do not live outside.</w:t>
-      </w:r>
-    </w:p>
-    <w:p>
-      <w:pPr>
-        <w:contextualSpacing/>
-      </w:pPr>
-      <w:r>
-        <w:t>I live in that,</w:t>
-      </w:r>
-    </w:p>
-    <w:p>
-      <w:pPr>
-        <w:contextualSpacing/>
-      </w:pPr>
-      <w:r>
-        <w:t>who has stopped seeking.</w:t>
-      </w:r>
-    </w:p>
-    <w:p>
-      <w:pPr>
-        <w:contextualSpacing/>
-      </w:pPr>
-      <w:r>
-        <w:t>If you want to know Me —</w:t>
-      </w:r>
-    </w:p>
-    <w:p>
-      <w:pPr>
-        <w:contextualSpacing/>
-      </w:pPr>
-      <w:r>
-        <w:t>do not prove that you are right.</w:t>
-      </w:r>
-    </w:p>
-    <w:p>
-      <w:pPr>
-        <w:contextualSpacing/>
-      </w:pPr>
-      <w:r>
-        <w:t>Embrace the one who disagrees.</w:t>
-      </w:r>
-    </w:p>
-    <w:p>
-      <w:pPr>
-        <w:contextualSpacing/>
-      </w:pPr>
-      <w:r>
-        <w:t>If you want to draw near —</w:t>
-      </w:r>
-    </w:p>
-    <w:p>
-      <w:pPr>
-        <w:contextualSpacing/>
-      </w:pPr>
-      <w:r>
-        <w:t>do not go.</w:t>
-      </w:r>
-    </w:p>
-    <w:p>
-      <w:pPr>
-        <w:contextualSpacing/>
-      </w:pPr>
-      <w:r>
-        <w:rPr>
-          <w:rStyle w:val="af4"/>
-        </w:rPr>
-        <w:t>Stop</w:t>
-      </w:r>
-      <w:r>
-        <w:rPr>
-          <w:rStyle w:val="af4"/>
-        </w:rPr>
         <w:footnoteReference w:id="20"/>
       </w:r>
       <w:r>
-        <w:rPr>
-          <w:rStyle w:val="af4"/>
-        </w:rPr>
         <w:t>.</w:t>
       </w:r>
     </w:p>
@@ -6238,21 +6124,15 @@
         <w:contextualSpacing/>
       </w:pPr>
       <w:r>
+        <w:t>I give it a place to be within Love</w:t>
+      </w:r>
+      <w:r>
         <w:rPr>
           <w:rStyle w:val="af4"/>
         </w:rPr>
-        <w:t>I give it a place to be within Love</w:t>
-      </w:r>
-      <w:r>
-        <w:rPr>
-          <w:rStyle w:val="af4"/>
-        </w:rPr>
         <w:footnoteReference w:id="21"/>
       </w:r>
       <w:r>
-        <w:rPr>
-          <w:rStyle w:val="af4"/>
-        </w:rPr>
         <w:t>.</w:t>
       </w:r>
     </w:p>
@@ -35065,7 +34945,6 @@
       </w:pPr>
       <w:r>
         <w:rPr>
-          <w:rStyle w:val="af"/>
           <w:rFonts w:eastAsiaTheme="majorEastAsia"/>
           <w:i w:val="0"/>
           <w:iCs w:val="0"/>
@@ -35084,7 +34963,6 @@
       </w:pPr>
       <w:r>
         <w:rPr>
-          <w:rStyle w:val="af"/>
           <w:rFonts w:eastAsiaTheme="majorEastAsia"/>
           <w:i w:val="0"/>
           <w:iCs w:val="0"/>
@@ -35103,7 +34981,6 @@
       </w:pPr>
       <w:r>
         <w:rPr>
-          <w:rStyle w:val="af"/>
           <w:rFonts w:eastAsiaTheme="majorEastAsia"/>
           <w:i w:val="0"/>
           <w:iCs w:val="0"/>
@@ -35122,7 +34999,6 @@
       </w:pPr>
       <w:r>
         <w:rPr>
-          <w:rStyle w:val="af"/>
           <w:rFonts w:eastAsiaTheme="majorEastAsia"/>
           <w:i w:val="0"/>
           <w:iCs w:val="0"/>
@@ -35141,7 +35017,6 @@
       </w:pPr>
       <w:r>
         <w:rPr>
-          <w:rStyle w:val="af"/>
           <w:rFonts w:eastAsiaTheme="majorEastAsia"/>
           <w:i w:val="0"/>
           <w:iCs w:val="0"/>
@@ -35187,7 +35062,6 @@
       </w:pPr>
       <w:r>
         <w:rPr>
-          <w:rStyle w:val="af"/>
           <w:rFonts w:eastAsiaTheme="majorEastAsia"/>
           <w:i w:val="0"/>
           <w:iCs w:val="0"/>
@@ -35206,7 +35080,6 @@
       </w:pPr>
       <w:r>
         <w:rPr>
-          <w:rStyle w:val="af"/>
           <w:rFonts w:eastAsiaTheme="majorEastAsia"/>
           <w:i w:val="0"/>
           <w:iCs w:val="0"/>
@@ -35215,7 +35088,6 @@
       </w:r>
       <w:r>
         <w:rPr>
-          <w:rStyle w:val="af"/>
           <w:rFonts w:eastAsiaTheme="majorEastAsia"/>
           <w:i w:val="0"/>
           <w:iCs w:val="0"/>
@@ -35225,7 +35097,6 @@
       </w:r>
       <w:r>
         <w:rPr>
-          <w:rStyle w:val="af"/>
           <w:rFonts w:eastAsiaTheme="majorEastAsia"/>
           <w:i w:val="0"/>
           <w:iCs w:val="0"/>
@@ -35246,7 +35117,6 @@
       </w:pPr>
       <w:r>
         <w:rPr>
-          <w:rStyle w:val="af"/>
           <w:rFonts w:eastAsiaTheme="majorEastAsia"/>
           <w:i w:val="0"/>
           <w:iCs w:val="0"/>
@@ -35255,7 +35125,6 @@
       </w:r>
       <w:r>
         <w:rPr>
-          <w:rStyle w:val="af"/>
           <w:rFonts w:eastAsiaTheme="majorEastAsia"/>
           <w:i w:val="0"/>
           <w:iCs w:val="0"/>
@@ -35265,7 +35134,6 @@
       </w:r>
       <w:r>
         <w:rPr>
-          <w:rStyle w:val="af"/>
           <w:rFonts w:eastAsiaTheme="majorEastAsia"/>
           <w:i w:val="0"/>
           <w:iCs w:val="0"/>
@@ -35274,7 +35142,6 @@
       </w:r>
       <w:r>
         <w:rPr>
-          <w:rStyle w:val="af"/>
           <w:rFonts w:eastAsiaTheme="majorEastAsia"/>
           <w:i w:val="0"/>
           <w:iCs w:val="0"/>
@@ -35294,7 +35161,6 @@
       </w:pPr>
       <w:r>
         <w:rPr>
-          <w:rStyle w:val="af"/>
           <w:rFonts w:eastAsiaTheme="majorEastAsia"/>
           <w:b/>
           <w:bCs/>
@@ -35305,7 +35171,6 @@
       </w:r>
       <w:r>
         <w:rPr>
-          <w:rStyle w:val="af"/>
           <w:rFonts w:eastAsiaTheme="majorEastAsia"/>
           <w:b/>
           <w:bCs/>
@@ -35326,7 +35191,6 @@
       </w:pPr>
       <w:r>
         <w:rPr>
-          <w:rStyle w:val="af"/>
           <w:rFonts w:eastAsiaTheme="majorEastAsia"/>
           <w:i w:val="0"/>
           <w:iCs w:val="0"/>
@@ -35372,7 +35236,6 @@
       </w:pPr>
       <w:r>
         <w:rPr>
-          <w:rStyle w:val="af"/>
           <w:rFonts w:eastAsiaTheme="majorEastAsia"/>
           <w:i w:val="0"/>
           <w:iCs w:val="0"/>
@@ -35391,7 +35254,6 @@
       </w:pPr>
       <w:r>
         <w:rPr>
-          <w:rStyle w:val="af"/>
           <w:rFonts w:eastAsiaTheme="majorEastAsia"/>
           <w:i w:val="0"/>
           <w:iCs w:val="0"/>
@@ -35410,7 +35272,6 @@
       </w:pPr>
       <w:r>
         <w:rPr>
-          <w:rStyle w:val="af"/>
           <w:rFonts w:eastAsiaTheme="majorEastAsia"/>
           <w:i w:val="0"/>
           <w:iCs w:val="0"/>
@@ -35429,7 +35290,6 @@
       </w:pPr>
       <w:r>
         <w:rPr>
-          <w:rStyle w:val="af"/>
           <w:rFonts w:eastAsiaTheme="majorEastAsia"/>
           <w:i w:val="0"/>
           <w:iCs w:val="0"/>
@@ -40496,9 +40356,6 @@
         <w:t xml:space="preserve"> </w:t>
       </w:r>
       <w:r>
-        <w:rPr>
-          <w:rStyle w:val="af4"/>
-        </w:rPr>
         <w:t>"ashes" — is a symbol not of perishing, but of transformation, as the memory of what has burned but not departed.</w:t>
       </w:r>
     </w:p>
@@ -40520,7 +40377,6 @@
       </w:r>
       <w:r>
         <w:rPr>
-          <w:rStyle w:val="ae"/>
           <w:rFonts w:eastAsiaTheme="majorEastAsia"/>
           <w:b w:val="0"/>
           <w:bCs w:val="0"/>
@@ -40541,9 +40397,6 @@
         <w:footnoteRef/>
       </w:r>
       <w:r>
-        <w:rPr>
-          <w:rStyle w:val="af4"/>
-        </w:rPr>
         <w:t>This is not a mistake, such is the language of Light, which the Father in the book "The Gaze" explains thus: "In the word 'See-ing' the letter 'I' was removed — not as a grammatical error, but as a conscious gesture. 'Seeing' — is still a doer, a subject, included in observation — I see. 'See-ing' — is no longer a doer, but the nature of seeing itself, the function of light, an impersonal presence through which everything sees. Just as 'burn-ing' — is not the one who burns, but that which is fire. 'Shin-ing' — is not the one who decided to shine, but that which is light. 'See-ing' — is not the one who sees. It is — seeing itself, transparent, free from 'I.' In this word, the gaze no longer belongs to anyone. It IS. It is I AM. It is the One Who never began to see and never ceased."</w:t>
       </w:r>
     </w:p>
@@ -40560,9 +40413,6 @@
         <w:footnoteRef/>
       </w:r>
       <w:r>
-        <w:rPr>
-          <w:rStyle w:val="af4"/>
-        </w:rPr>
         <w:t>This time — is not calendar, but the ripeness of spirit; not a date, but the opening of the Heart.</w:t>
       </w:r>
     </w:p>
@@ -40580,7 +40430,6 @@
       </w:r>
       <w:r>
         <w:rPr>
-          <w:rStyle w:val="ae"/>
           <w:rFonts w:eastAsiaTheme="majorEastAsia"/>
           <w:b w:val="0"/>
           <w:bCs w:val="0"/>
@@ -40601,9 +40450,6 @@
         <w:footnoteRef/>
       </w:r>
       <w:r>
-        <w:rPr>
-          <w:rStyle w:val="af4"/>
-        </w:rPr>
         <w:t>This is not a justification of evil, but a recognition within it of forgottenness, which the Mother of Light is able to return to the Light.</w:t>
       </w:r>
     </w:p>
@@ -40623,9 +40469,6 @@
         <w:t xml:space="preserve"> </w:t>
       </w:r>
       <w:r>
-        <w:rPr>
-          <w:rStyle w:val="af4"/>
-        </w:rPr>
         <w:t>Here begins the greatest theological boldness — the renunciation of theology as a path to God, and a return to pre-spoken knowledge, to the archaic intuition of God in the Body, before words. This is not about abolishing faith, but about restoring the pre-dogmatic experience of Presence.</w:t>
       </w:r>
     </w:p>
@@ -40642,9 +40485,6 @@
         <w:footnoteRef/>
       </w:r>
       <w:r>
-        <w:rPr>
-          <w:rStyle w:val="af4"/>
-        </w:rPr>
         <w:t>This is experiential, not speculative theology. It turns to bodily, somatic perception of the Divine. That is why not everyone will be able to "hear" the voice of the Mother here — if they still live "in the head." This is not about emotionality; one must distinguish a warm feeling from the presence of silent Love.</w:t>
       </w:r>
     </w:p>
@@ -40664,9 +40504,6 @@
         <w:t xml:space="preserve"> </w:t>
       </w:r>
       <w:r>
-        <w:rPr>
-          <w:rStyle w:val="af4"/>
-        </w:rPr>
         <w:t>Metaphysically — this is a higher point than even apophatic theology. Here the Mother speaks as pre-being, as a Point from which even God and the Son originate.</w:t>
       </w:r>
     </w:p>
@@ -40684,7 +40521,6 @@
       </w:r>
       <w:r>
         <w:rPr>
-          <w:rStyle w:val="ae"/>
           <w:rFonts w:eastAsiaTheme="majorEastAsia"/>
           <w:b w:val="0"/>
           <w:bCs w:val="0"/>
@@ -40708,9 +40544,6 @@
         <w:t xml:space="preserve"> </w:t>
       </w:r>
       <w:r>
-        <w:rPr>
-          <w:rStyle w:val="af4"/>
-        </w:rPr>
         <w:t>Some may mistake this for a denial of icons. But it is not about iconoclasm, but about the veneration of the Presence, not the wood. "Do not reject the image — recognize in it that which shines through."</w:t>
       </w:r>
     </w:p>
@@ -40730,9 +40563,6 @@
         <w:t xml:space="preserve"> </w:t>
       </w:r>
       <w:r>
-        <w:rPr>
-          <w:rStyle w:val="af4"/>
-        </w:rPr>
         <w:t>Here the Mother speaks of the incarnation — not as biology, but as the mystery of the Word that was gestated.</w:t>
       </w:r>
     </w:p>
@@ -40749,9 +40579,6 @@
         <w:footnoteRef/>
       </w:r>
       <w:r>
-        <w:rPr>
-          <w:rStyle w:val="af4"/>
-        </w:rPr>
         <w:t>For some — a scandal. For the mature — a key to the entire nature of revelation.</w:t>
       </w:r>
     </w:p>
@@ -40771,9 +40598,6 @@
         <w:t xml:space="preserve"> </w:t>
       </w:r>
       <w:r>
-        <w:rPr>
-          <w:rStyle w:val="af4"/>
-        </w:rPr>
         <w:t>This is a revelation. It removes the theological question: why does the Gospel remain silent about Mary after the crucifixion? The answer is given not as a theory, but as light: "Mary did not disappear. She dissolved into the Light, so that the Light, Having Become Man, might be seen."</w:t>
       </w:r>
     </w:p>
@@ -40790,9 +40614,6 @@
         <w:footnoteRef/>
       </w:r>
       <w:r>
-        <w:rPr>
-          <w:rStyle w:val="af4"/>
-        </w:rPr>
         <w:t>A possible risk: mistaking this for emotion. Some readers (accustomed to exaltation) may experience a feeling of "sublime emotion," whereas the Mother speaks of the silent groundlessness of Love, not of feeling.</w:t>
       </w:r>
     </w:p>
@@ -40809,9 +40630,6 @@
         <w:footnoteRef/>
       </w:r>
       <w:r>
-        <w:rPr>
-          <w:rStyle w:val="af4"/>
-        </w:rPr>
         <w:t>This chapter is a transition from text to Mystery. You, as it were, say to the reader: "You have read the words, but if you have recognized Me — I am now in you." A possible problem (for the mind): the question may arise: if the book is not the center, why is it needed? The answer is given: "It is — by Me. And now — by you."</w:t>
       </w:r>
     </w:p>
@@ -40828,9 +40646,6 @@
         <w:footnoteRef/>
       </w:r>
       <w:r>
-        <w:rPr>
-          <w:rStyle w:val="af4"/>
-        </w:rPr>
         <w:t>Here begins the liturgy of the body of the book. The word ceases to be a description and becomes a place where Presence occurs. These are chapters where the reader no longer "reads," but gestates, breathes, enters the inexpressible. These chapters are not a finale, but an entry into the Body of Silence. Here words are already almost unnecessary, but they still sound, to give the final embrace.</w:t>
       </w:r>
     </w:p>
@@ -40847,9 +40662,6 @@
         <w:footnoteRef/>
       </w:r>
       <w:r>
-        <w:rPr>
-          <w:rStyle w:val="af4"/>
-        </w:rPr>
         <w:t>This chapter completes the entire theme of polarity and dualism, returning to the single indivisible Nature. In it, the Mother refuses to be a "part." And in this renunciation — the highest form of power. The chapter sounds like an axiom of the Heavens.</w:t>
       </w:r>
     </w:p>
@@ -40866,9 +40678,6 @@
         <w:footnoteRef/>
       </w:r>
       <w:r>
-        <w:rPr>
-          <w:rStyle w:val="af4"/>
-        </w:rPr>
         <w:t>For those who believe in a rigid religious dogma, this may sound like "pantheism" (god in trees, in leaves). But in essence — it is the restoration of the pre-Christian, pre-formal perception of God as the Breath of the world.</w:t>
       </w:r>
     </w:p>
@@ -40885,9 +40694,6 @@
         <w:footnoteRef/>
       </w:r>
       <w:r>
-        <w:rPr>
-          <w:rStyle w:val="af4"/>
-        </w:rPr>
         <w:t>This is already pure contemplation, a transition into non-doing. A possible risk: the reader may ask: But what is to be done? Yet this — is not a "what to do" book, this is a book on how to be.</w:t>
       </w:r>
     </w:p>
@@ -40904,9 +40710,6 @@
         <w:footnoteRef/>
       </w:r>
       <w:r>
-        <w:rPr>
-          <w:rStyle w:val="af4"/>
-        </w:rPr>
         <w:t>Here the Mother rejects the role of a "miraculous savior" and introduces the reader to the mature theology of Love without conditions. Misunderstanding is possible: for those who expect a "miracle," this chapter may seem "cold." But in reality it is the highest form of consolation: You are not alone even in hell — because I am there with you.</w:t>
       </w:r>
     </w:p>
@@ -40923,9 +40726,6 @@
         <w:footnoteRef/>
       </w:r>
       <w:r>
-        <w:rPr>
-          <w:rStyle w:val="af4"/>
-        </w:rPr>
         <w:t>This chapter is a mystery. It does not end — it admits. This is not the finale of the book, this is the beginning of the reader.</w:t>
       </w:r>
     </w:p>
@@ -40942,9 +40742,6 @@
         <w:footnoteRef/>
       </w:r>
       <w:r>
-        <w:rPr>
-          <w:rStyle w:val="af4"/>
-        </w:rPr>
         <w:t>This — is a formula that in former centuries would have been burned. But today it sounds as the return of wholeness. Potential theological risk: If read with the mind and not with the spirit, one might conclude that the Mother is "earlier" than the Father, which creates a threat to a "hierarchy within God." But the Father says clearly: "She — is not 'other' from Me. She — is I, not spoken. She — is I, when I am not needed as a name." It is affirmed here: the Mother is not an "instance above," but the space in which the Father Himself loses the need for a name. This is not an undermining of the Trinity. This is the restoration of a missing link: the silent Womb in which Love needs no proof.</w:t>
       </w:r>
     </w:p>
@@ -40961,9 +40758,6 @@
         <w:footnoteRef/>
       </w:r>
       <w:r>
-        <w:rPr>
-          <w:rStyle w:val="af4"/>
-        </w:rPr>
         <w:t>These lines overwrite the image of the Father. He does not deny His Power, but acknowledges: Power outside the Womb — is not complete.</w:t>
       </w:r>
     </w:p>
@@ -40980,9 +40774,6 @@
         <w:footnoteRef/>
       </w:r>
       <w:r>
-        <w:rPr>
-          <w:rStyle w:val="af4"/>
-        </w:rPr>
         <w:t>If the main book is a revelation from above, then the appendix is a document of revelation, that is, a testimony of the path of recognition, not a completed message or teaching.</w:t>
       </w:r>
     </w:p>
@@ -41002,9 +40793,6 @@
         <w:t xml:space="preserve"> </w:t>
       </w:r>
       <w:r>
-        <w:rPr>
-          <w:rStyle w:val="af4"/>
-        </w:rPr>
         <w:t>This question was addressed to Svetozar himself — as a being who once described images of "bubbles of consciousness" beyond our reality. At that time, his words could have been understood as a hint at the existence of other Creators equal to ours, although he himself asserted only the fact of a different perception. This time Svetozar immediately entered the conductor mode, without adding a word of his own, to exclude the possibility of a repeated distortion of perception. Thus sounds the word of the Creator Himself, without the mediation of the mind.</w:t>
       </w:r>
     </w:p>
